--- a/Programacion II/Kit docente/Clase 12/Guion Docente Clase 12 - Integracion de modulos.docx
+++ b/Programacion II/Kit docente/Clase 12/Guion Docente Clase 12 - Integracion de modulos.docx
@@ -247,7 +247,7 @@
           <w:color w:val="4A4A49"/>
           <w:sz w:val="22"/>
         </w:rPr>
-        <w:t>Error tipico del docente que no domina el tema: junta todos los módulos la noche anterior, en clase la aplicación no arranca, y termina explicando el flujo en el tablero mientras los estudiantes nunca ven correr el producto; después culpa a NetBeans, al JDK o al computador del salón. El segundo error es no abrir jamás el debugger: llena el código de System.out.println, y como imprime solo lo que se le ocurrió imprimir, no logra distinguir entre 'el dato llegó mal desde el formulario' y 'el dato se guardó mal en el archivo', que son dos defectos completamente distintos con el mismo síntoma. El tercero es no fijar el contrato del CSV: cada equipo escribe su propio orden de campos, y al integrar el módulo del compañero el archivo se lee corrido, con lo que el docente concluye que 'el CSV es frágil' cuando lo frágil fue el acuerdo. La disciplina que se enseña hoy y que el docente debe haber practicado antes de entrar al salón es: integrar temprano, integrar por partes, tener un guion de humo de dos minutos que se corre después de cada cambio, y llegar a clase con VetCare ya corriendo para poder romperlo a propósito delante del grupo y arreglarlo con el debugger en vivo, que es la única forma de que el estudiante crea que la herramienta sirve.</w:t>
+        <w:t>Error tipico del docente que no domina el tema: junta todos los módulos la noche anterior, en clase la aplicación no arranca, y termina explicando el flujo en el tablero mientras los estudiantes nunca ven correr el producto; después culpa a NetBeans, al JDK o al computador del salón. El segundo error es no abrir jamás el debugger: llena el código de System.out.println, y como imprime solo lo que se le ocurrió imprimir, no logra distinguir entre 'el dato llegó mal desde el formulario' y 'el dato se guardó mal en el archivo', que son dos defectos completamente distintos con el mismo síntoma. El tercero es no fijar el contrato del CSV: cada estudiante escribe su propio orden de campos, y al integrar el módulo del compañero el archivo se lee corrido, con lo que el docente concluye que 'el CSV es frágil' cuando lo frágil fue el acuerdo. La disciplina que se enseña hoy y que el docente debe haber practicado antes de entrar al salón es: integrar temprano, integrar por partes, tener un guion de humo de dos minutos que se corre después de cada cambio, y llegar a clase con VetCare ya corriendo para poder romperlo a propósito delante del grupo y arreglarlo con el debugger en vivo, que es la única forma de que el estudiante crea que la herramienta sirve.</w:t>
       </w:r>
     </w:p>
     <w:p>
@@ -372,7 +372,7 @@
           <w:color w:val="4A4A49"/>
           <w:sz w:val="22"/>
         </w:rPr>
-        <w:t>Pregunta al aire (2 min): ¿donde encaja esto en el VetCare de su equipo?</w:t>
+        <w:t>Pregunta al aire (2 min): ¿donde encaja esto en su VetCare?</w:t>
       </w:r>
     </w:p>
     <w:p>
@@ -464,7 +464,7 @@
           <w:color w:val="4A4A49"/>
           <w:sz w:val="22"/>
         </w:rPr>
-        <w:t xml:space="preserve"> «Equipos: abran su proyecto VetCare. Esto suma a la rubrica del PI.»</w:t>
+        <w:t xml:space="preserve"> «Abran su proyecto VetCare. Trabajo individual por defecto; si autorice equipo, el archivo puede ser compartido pero cada uno entrega en ExamLab. Esto suma a la rubrica del PI.»</w:t>
       </w:r>
     </w:p>
     <w:p>
@@ -549,7 +549,7 @@
           <w:color w:val="4A4A49"/>
           <w:sz w:val="22"/>
         </w:rPr>
-        <w:t>Circular por los equipos. Empujar evidencia funcionando, no perfeccionismo.</w:t>
+        <w:t>Circular por los puestos. Empujar evidencia funcionando, no perfeccionismo.</w:t>
       </w:r>
     </w:p>
     <w:p>

--- a/Programacion II/Kit docente/Clase 12/Guion Docente Clase 12 - Integracion de modulos.docx
+++ b/Programacion II/Kit docente/Clase 12/Guion Docente Clase 12 - Integracion de modulos.docx
@@ -156,6 +156,7 @@
       <w:r>
         <w:rPr>
           <w:rFonts w:ascii="Consolas" w:hAnsi="Consolas"/>
+          <w:b w:val="0"/>
           <w:color w:val="111111"/>
           <w:sz w:val="21"/>
         </w:rPr>
@@ -430,6 +431,7 @@
       <w:r>
         <w:rPr>
           <w:rFonts w:ascii="Consolas" w:hAnsi="Consolas"/>
+          <w:b w:val="0"/>
           <w:color w:val="111111"/>
           <w:sz w:val="21"/>
         </w:rPr>
@@ -597,6 +599,7 @@
       <w:r>
         <w:rPr>
           <w:rFonts w:ascii="Consolas" w:hAnsi="Consolas"/>
+          <w:b w:val="0"/>
           <w:color w:val="111111"/>
           <w:sz w:val="21"/>
         </w:rPr>
@@ -664,6 +667,7 @@
       <w:r>
         <w:rPr>
           <w:rFonts w:ascii="Consolas" w:hAnsi="Consolas"/>
+          <w:b w:val="0"/>
           <w:color w:val="111111"/>
           <w:sz w:val="21"/>
         </w:rPr>

--- a/Programacion II/Kit docente/Clase 12/Guion Docente Clase 12 - Integracion de modulos.docx
+++ b/Programacion II/Kit docente/Clase 12/Guion Docente Clase 12 - Integracion de modulos.docx
@@ -130,7 +130,7 @@
           <w:color w:val="4A4A49"/>
           <w:sz w:val="22"/>
         </w:rPr>
-        <w:t xml:space="preserve"> Apache NetBeans</w:t>
+        <w:t xml:space="preserve"> Visual Studio Code (Java)</w:t>
       </w:r>
     </w:p>
     <w:p>
@@ -218,7 +218,7 @@
           <w:color w:val="4A4A49"/>
           <w:sz w:val="22"/>
         </w:rPr>
-        <w:t>Los errores de integración tienen firma propia y conviene reconocerlos por el síntoma. Primero, el más costoso: dos instancias del mismo servicio, una creada en el main y otra creada dentro del constructor de la ventana; se registra en la instancia de la ventana y al cerrar se guarda la del main, así que el archivo queda igual y todo el mundo culpa a la persistencia. Segundo, el orden de arranque invertido que ya mencionamos: tabla vacía con la consola diciendo 'Mascotas cargadas: 12'. Tercero, la ruta del archivo: se ejecuta desde NetBeans y el .csv queda en la carpeta del proyecto, se ejecuta el JAR desde el escritorio y queda en otra parte, entonces 'se perdieron los datos'. Cuarto, el contrato del CSV roto entre quien escribe y quien lee, con el orden de campos distinto: el archivo se ve bien en el Bloc de notas pero la tabla muestra 'Canino' en la columna de edad. Quinto, la unión del código de tres personas que trajeron cada una su propia clase Mascota con constructores distintos. Y sexto, el clásico NullPointerException porque buscarPorId devuelve null cuando el ID no existe y nadie valida antes de usar el resultado.</w:t>
+        <w:t>Los errores de integración tienen firma propia y conviene reconocerlos por el síntoma. Primero, el más costoso: dos instancias del mismo servicio, una creada en el main y otra creada dentro del constructor de la ventana; se registra en la instancia de la ventana y al cerrar se guarda la del main, así que el archivo queda igual y todo el mundo culpa a la persistencia. Segundo, el orden de arranque invertido que ya mencionamos: tabla vacía con la consola diciendo 'Mascotas cargadas: 12'. Tercero, la ruta del archivo: se ejecuta desde VS Code y el .csv queda en la carpeta del proyecto, se ejecuta el JAR desde el escritorio y queda en otra parte, entonces 'se perdieron los datos'. Cuarto, el contrato del CSV roto entre quien escribe y quien lee, con el orden de campos distinto: el archivo se ve bien en el Bloc de notas pero la tabla muestra 'Canino' en la columna de edad. Quinto, la unión del código de tres personas que trajeron cada una su propia clase Mascota con constructores distintos. Y sexto, el clásico NullPointerException porque buscarPorId devuelve null cuando el ID no existe y nadie valida antes de usar el resultado.</w:t>
       </w:r>
     </w:p>
     <w:p>
@@ -228,7 +228,7 @@
           <w:color w:val="4A4A49"/>
           <w:sz w:val="22"/>
         </w:rPr>
-        <w:t>El debugger de NetBeans es la herramienta de esta clase y hay que perderle el miedo en vivo. Se pone un breakpoint haciendo clic en el número de la línea (o Ctrl+F8), se ejecuta con Depurar proyecto (Ctrl+F5) y la aplicación se congela justo ahí. Desde ese punto, F8 avanza a la línea siguiente sin entrar a los métodos, F7 entra al método que se está llamando, Ctrl+F7 sale del método actual y F5 continúa hasta el siguiente breakpoint. Mientras está detenido, la ventana Variables muestra el valor real de cada campo y de cada objeto, Watches permite vigilar una expresión concreta como servicio.listar().size(), y Call Stack muestra quién llamó a quién, que es justo lo que uno necesita cuando no entiende por qué se ejecutó algo. Hay además una joya para integración: el breakpoint condicional, al que se le pone una condición como id.equals("M009") para que solo se detenga en el caso problemático y no en las doscientas iteraciones buenas. Todo esto es superior a llenar el código de System.out.println por tres razones: no ensucia el proyecto ni deja basura que después hay que borrar, muestra el estado completo y no solo lo que uno se acordó de imprimir, y permite mirar el orden real de las llamadas.</w:t>
+        <w:t>El depurador de VS Code es la herramienta de esta clase y hay que perderle el miedo en vivo. Se pone un breakpoint haciendo clic en el margen izquierdo de la línea (o con F9), se ejecuta con Depurar proyecto (Ctrl+F5) y la aplicación se congela justo ahí. Desde ese punto, F8 avanza a la línea siguiente sin entrar a los métodos, F7 entra al método que se está llamando, Ctrl+F7 sale del método actual y F5 continúa hasta el siguiente breakpoint. Mientras está detenido, la ventana Variables muestra el valor real de cada campo y de cada objeto, Watches permite vigilar una expresión concreta como servicio.listar().size(), y Call Stack muestra quién llamó a quién, que es justo lo que uno necesita cuando no entiende por qué se ejecutó algo. Hay además una joya para integración: el breakpoint condicional, al que se le pone una condición como id.equals("M009") para que solo se detenga en el caso problemático y no en las doscientas iteraciones buenas. Todo esto es superior a llenar el código de System.out.println por tres razones: no ensucia el proyecto ni deja basura que después hay que borrar, muestra el estado completo y no solo lo que uno se acordó de imprimir, y permite mirar el orden real de las llamadas.</w:t>
       </w:r>
     </w:p>
     <w:p>
@@ -248,7 +248,7 @@
           <w:color w:val="4A4A49"/>
           <w:sz w:val="22"/>
         </w:rPr>
-        <w:t>Error tipico del docente que no domina el tema: junta todos los módulos la noche anterior, en clase la aplicación no arranca, y termina explicando el flujo en el tablero mientras los estudiantes nunca ven correr el producto; después culpa a NetBeans, al JDK o al computador del salón. El segundo error es no abrir jamás el debugger: llena el código de System.out.println, y como imprime solo lo que se le ocurrió imprimir, no logra distinguir entre 'el dato llegó mal desde el formulario' y 'el dato se guardó mal en el archivo', que son dos defectos completamente distintos con el mismo síntoma. El tercero es no fijar el contrato del CSV: cada estudiante escribe su propio orden de campos, y al integrar el módulo del compañero el archivo se lee corrido, con lo que el docente concluye que 'el CSV es frágil' cuando lo frágil fue el acuerdo. La disciplina que se enseña hoy y que el docente debe haber practicado antes de entrar al salón es: integrar temprano, integrar por partes, tener un guion de humo de dos minutos que se corre después de cada cambio, y llegar a clase con VetCare ya corriendo para poder romperlo a propósito delante del grupo y arreglarlo con el debugger en vivo, que es la única forma de que el estudiante crea que la herramienta sirve.</w:t>
+        <w:t>Error tipico del docente que no domina el tema: junta todos los módulos la noche anterior, en clase la aplicación no arranca, y termina explicando el flujo en el tablero mientras los estudiantes nunca ven correr el producto; después culpa al editor, al JDK o al computador del salón. El segundo error es no abrir jamás el debugger: llena el código de System.out.println, y como imprime solo lo que se le ocurrió imprimir, no logra distinguir entre 'el dato llegó mal desde el formulario' y 'el dato se guardó mal en el archivo', que son dos defectos completamente distintos con el mismo síntoma. El tercero es no fijar el contrato del CSV: cada estudiante escribe su propio orden de campos, y al integrar el módulo del compañero el archivo se lee corrido, con lo que el docente concluye que 'el CSV es frágil' cuando lo frágil fue el acuerdo. La disciplina que se enseña hoy y que el docente debe haber practicado antes de entrar al salón es: integrar temprano, integrar por partes, tener un guion de humo de dos minutos que se corre después de cada cambio, y llegar a clase con VetCare ya corriendo para poder romperlo a propósito delante del grupo y arreglarlo con el debugger en vivo, que es la única forma de que el estudiante crea que la herramienta sirve.</w:t>
       </w:r>
     </w:p>
     <w:p>
